--- a/assets/pieces/Воровать у богатого. Пётр Вяткин 2025.docx
+++ b/assets/pieces/Воровать у богатого. Пётр Вяткин 2025.docx
@@ -191,7 +191,6 @@
               <w:rPr>
                 <w:rFonts w:ascii="Calibri" w:eastAsia="Times New Roman" w:hAnsi="Calibri" w:cs="Times New Roman"/>
                 <w:szCs w:val="20"/>
-                <w:lang/>
               </w:rPr>
               <w:br w:type="page"/>
             </w:r>
@@ -3322,7 +3321,25 @@
           <w:sz w:val="24"/>
           <w:szCs w:val="24"/>
         </w:rPr>
-        <w:t xml:space="preserve"> Очень хорошо и очень верно ты рассуждаешь, Гриша. Но ЕСТЬ кое-что общее.</w:t>
+        <w:t xml:space="preserve"> Очень хорошо и </w:t>
+      </w:r>
+      <w:proofErr w:type="gramStart"/>
+      <w:r>
+        <w:rPr>
+          <w:rFonts w:ascii="Times New Roman" w:hAnsi="Times New Roman"/>
+          <w:sz w:val="24"/>
+          <w:szCs w:val="24"/>
+        </w:rPr>
+        <w:t>очень верно</w:t>
+      </w:r>
+      <w:proofErr w:type="gramEnd"/>
+      <w:r>
+        <w:rPr>
+          <w:rFonts w:ascii="Times New Roman" w:hAnsi="Times New Roman"/>
+          <w:sz w:val="24"/>
+          <w:szCs w:val="24"/>
+        </w:rPr>
+        <w:t xml:space="preserve"> ты рассуждаешь, Гриша. Но ЕСТЬ кое-что общее.</w:t>
       </w:r>
     </w:p>
     <w:p>
@@ -3545,7 +3562,25 @@
           <w:sz w:val="24"/>
           <w:szCs w:val="24"/>
         </w:rPr>
-        <w:t xml:space="preserve"> Не из всей науки можно извлечь выгоду. Они пытаются присвоить себе науку, но она как тот джинн из сказки, что единожды вырвавшись из бутылки теперь уже в неё не вернётся. Она поселилась в книгах, в </w:t>
+        <w:t xml:space="preserve"> Не из всей науки можно извлечь выгоду. Они пытаются присвоить себе науку, но она как тот джинн из сказки, </w:t>
+      </w:r>
+      <w:proofErr w:type="gramStart"/>
+      <w:r>
+        <w:rPr>
+          <w:rFonts w:ascii="Times New Roman" w:hAnsi="Times New Roman"/>
+          <w:sz w:val="24"/>
+          <w:szCs w:val="24"/>
+        </w:rPr>
+        <w:t>что</w:t>
+      </w:r>
+      <w:proofErr w:type="gramEnd"/>
+      <w:r>
+        <w:rPr>
+          <w:rFonts w:ascii="Times New Roman" w:hAnsi="Times New Roman"/>
+          <w:sz w:val="24"/>
+          <w:szCs w:val="24"/>
+        </w:rPr>
+        <w:t xml:space="preserve"> единожды вырвавшись из бутылки теперь уже в неё не вернётся. Она поселилась в книгах, в </w:t>
       </w:r>
       <w:proofErr w:type="spellStart"/>
       <w:r>
@@ -3606,7 +3641,25 @@
           <w:sz w:val="24"/>
           <w:szCs w:val="24"/>
         </w:rPr>
-        <w:t xml:space="preserve"> Ну машины и краны, положим, у всех разные; у богатого и смартфон, например, получше, чем у бедного.</w:t>
+        <w:t xml:space="preserve"> Ну машины и краны, положим, у всех разные; </w:t>
+      </w:r>
+      <w:proofErr w:type="gramStart"/>
+      <w:r>
+        <w:rPr>
+          <w:rFonts w:ascii="Times New Roman" w:hAnsi="Times New Roman"/>
+          <w:sz w:val="24"/>
+          <w:szCs w:val="24"/>
+        </w:rPr>
+        <w:t>у богатого</w:t>
+      </w:r>
+      <w:proofErr w:type="gramEnd"/>
+      <w:r>
+        <w:rPr>
+          <w:rFonts w:ascii="Times New Roman" w:hAnsi="Times New Roman"/>
+          <w:sz w:val="24"/>
+          <w:szCs w:val="24"/>
+        </w:rPr>
+        <w:t xml:space="preserve"> и смартфон, например, получше, чем у бедного.</w:t>
       </w:r>
     </w:p>
     <w:p>
@@ -4317,7 +4370,25 @@
           <w:sz w:val="24"/>
           <w:szCs w:val="24"/>
         </w:rPr>
-        <w:t xml:space="preserve">. Детективная фактически наука про то, как, по каким мелким признакам состояния костей, расположению частей тела, окружающим остаткам, как определить причину смерти и момент захоронения в иле, ну или там под вулканическим пеплом, как угодно; и то, установить это можно лишь примерно. Очень-очень приблизительно... Опять же, смерть, да, может, следы переломов, а о жизни свидетельств никаких... И тут вдруг «мы» — всё образованное человечество — обнаруживаем окаменевшую кладку! Гнездо! Ты хоть понимаешь, какая это находка?! Животное это гнездо само сделало! Как? Зачем? По расположению окаменевших яиц видно и какую форму оно кладке придало, и можно делать предположения зачем! Это самые настоящие свидетельства об их ЖИЗНИ, их повадках, привычках, следы их прямых действий, запечатлённые в камне, Гриша, а не только подробности про смерть!.. Ну, строго говоря, и про смерть тоже, ведь яички не </w:t>
+        <w:t xml:space="preserve">. Детективная фактически наука про то, как, по каким мелким признакам состояния костей, расположению частей тела, окружающим остаткам, как определить причину смерти и момент захоронения в иле, ну или там под вулканическим пеплом, как угодно; и то, установить это можно лишь примерно. Очень-очень приблизительно... Опять же, смерть, да, может, следы переломов, а о жизни свидетельств никаких... И тут вдруг «мы» — всё образованное человечество — обнаруживаем окаменевшую кладку! Гнездо! Ты хоть понимаешь, какая это находка?! </w:t>
+      </w:r>
+      <w:proofErr w:type="gramStart"/>
+      <w:r>
+        <w:rPr>
+          <w:rFonts w:ascii="Times New Roman" w:hAnsi="Times New Roman"/>
+          <w:sz w:val="24"/>
+          <w:szCs w:val="24"/>
+        </w:rPr>
+        <w:t>Животное это гнездо</w:t>
+      </w:r>
+      <w:proofErr w:type="gramEnd"/>
+      <w:r>
+        <w:rPr>
+          <w:rFonts w:ascii="Times New Roman" w:hAnsi="Times New Roman"/>
+          <w:sz w:val="24"/>
+          <w:szCs w:val="24"/>
+        </w:rPr>
+        <w:t xml:space="preserve"> само сделало! Как? Зачем? По расположению окаменевших яиц видно и какую форму оно кладке придало, и можно делать предположения зачем! Это самые настоящие свидетельства об их ЖИЗНИ, их повадках, привычках, следы их прямых действий, запечатлённые в камне, Гриша, а не только подробности про смерть!.. Ну, строго говоря, и про смерть тоже, ведь яички не </w:t>
       </w:r>
       <w:proofErr w:type="spellStart"/>
       <w:r>
@@ -5131,7 +5202,25 @@
           <w:sz w:val="24"/>
           <w:szCs w:val="24"/>
         </w:rPr>
-        <w:t xml:space="preserve"> из Аньхоя, и вот уже твоя внучка, Гриша, ведёт своего маленького сына, твоего правнука, не в зоопарк, нет, чего они там не видели, а в самый настоящий парк с клонированными динозаврами! В Дино-парк, Гриша! Не на нашей памяти, так на памяти наших правнуков это останется глубочайшим впечатлением! С каким пиететом, с какой любовью, с какой благодарностью будут они смотреть на расположенную в музее фотографию спасителей этого яичка... Этого «зародыша нашего будущего»... «Цыплёнка нашего общего»... «Гнёздышка нашего счастья»...</w:t>
+        <w:t xml:space="preserve"> из Аньхоя, и вот уже твоя внучка, Гриша, ведёт своего маленького сына, твоего правнука, не в зоопарк, нет, чего они там не видели, а в самый настоящий парк с клонированными динозаврами! В Дино-парк, Гриша! Не на нашей памяти, так на памяти наших правнуков это останется глубочайшим впечатлением! С каким пиететом, с какой любовью, с какой благодарностью будут они смотреть на расположенную в музее фотографию спасителей этого яичка... Этого «зародыша нашего </w:t>
+      </w:r>
+      <w:proofErr w:type="gramStart"/>
+      <w:r>
+        <w:rPr>
+          <w:rFonts w:ascii="Times New Roman" w:hAnsi="Times New Roman"/>
+          <w:sz w:val="24"/>
+          <w:szCs w:val="24"/>
+        </w:rPr>
+        <w:t>будущего»...</w:t>
+      </w:r>
+      <w:proofErr w:type="gramEnd"/>
+      <w:r>
+        <w:rPr>
+          <w:rFonts w:ascii="Times New Roman" w:hAnsi="Times New Roman"/>
+          <w:sz w:val="24"/>
+          <w:szCs w:val="24"/>
+        </w:rPr>
+        <w:t xml:space="preserve"> «Цыплёнка нашего общего»... «Гнёздышка нашего счастья»...</w:t>
       </w:r>
     </w:p>
     <w:p>
@@ -8116,7 +8205,25 @@
           <w:sz w:val="24"/>
           <w:szCs w:val="24"/>
         </w:rPr>
-        <w:t xml:space="preserve"> Как доверься? Это вон им можно закон как угодно гнуть;</w:t>
+        <w:t xml:space="preserve"> Как доверься? Это вон им можно </w:t>
+      </w:r>
+      <w:proofErr w:type="gramStart"/>
+      <w:r>
+        <w:rPr>
+          <w:rFonts w:ascii="Times New Roman" w:hAnsi="Times New Roman"/>
+          <w:sz w:val="24"/>
+          <w:szCs w:val="24"/>
+        </w:rPr>
+        <w:t>закон как угодно</w:t>
+      </w:r>
+      <w:proofErr w:type="gramEnd"/>
+      <w:r>
+        <w:rPr>
+          <w:rFonts w:ascii="Times New Roman" w:hAnsi="Times New Roman"/>
+          <w:sz w:val="24"/>
+          <w:szCs w:val="24"/>
+        </w:rPr>
+        <w:t xml:space="preserve"> гнуть;</w:t>
       </w:r>
       <w:r>
         <w:rPr>
@@ -9176,16 +9283,82 @@
           <w:sz w:val="24"/>
           <w:szCs w:val="24"/>
         </w:rPr>
-        <w:t xml:space="preserve"> Здарова,</w:t>
-      </w:r>
-      <w:r>
-        <w:rPr>
-          <w:rFonts w:ascii="Times New Roman" w:hAnsi="Times New Roman"/>
-          <w:sz w:val="24"/>
-          <w:szCs w:val="24"/>
-        </w:rPr>
         <w:t xml:space="preserve"> </w:t>
       </w:r>
+      <w:proofErr w:type="spellStart"/>
+      <w:r>
+        <w:rPr>
+          <w:rFonts w:ascii="Times New Roman" w:hAnsi="Times New Roman"/>
+          <w:sz w:val="24"/>
+          <w:szCs w:val="24"/>
+        </w:rPr>
+        <w:t>Зд</w:t>
+      </w:r>
+      <w:r>
+        <w:rPr>
+          <w:rFonts w:ascii="Times New Roman" w:hAnsi="Times New Roman"/>
+          <w:sz w:val="24"/>
+          <w:szCs w:val="24"/>
+        </w:rPr>
+        <w:t>о</w:t>
+      </w:r>
+      <w:r>
+        <w:rPr>
+          <w:rFonts w:ascii="Times New Roman" w:hAnsi="Times New Roman"/>
+          <w:sz w:val="24"/>
+          <w:szCs w:val="24"/>
+        </w:rPr>
+        <w:t>р</w:t>
+      </w:r>
+      <w:r>
+        <w:rPr>
+          <w:rFonts w:ascii="Times New Roman" w:hAnsi="Times New Roman"/>
+          <w:sz w:val="24"/>
+          <w:szCs w:val="24"/>
+        </w:rPr>
+        <w:t>о</w:t>
+      </w:r>
+      <w:r>
+        <w:rPr>
+          <w:rFonts w:ascii="Times New Roman" w:hAnsi="Times New Roman"/>
+          <w:sz w:val="24"/>
+          <w:szCs w:val="24"/>
+        </w:rPr>
+        <w:t>́</w:t>
+      </w:r>
+      <w:r>
+        <w:rPr>
+          <w:rFonts w:ascii="Times New Roman" w:hAnsi="Times New Roman"/>
+          <w:sz w:val="24"/>
+          <w:szCs w:val="24"/>
+        </w:rPr>
+        <w:t>в</w:t>
+      </w:r>
+      <w:r>
+        <w:rPr>
+          <w:rFonts w:ascii="Times New Roman" w:hAnsi="Times New Roman"/>
+          <w:sz w:val="24"/>
+          <w:szCs w:val="24"/>
+        </w:rPr>
+        <w:t>о</w:t>
+      </w:r>
+      <w:proofErr w:type="spellEnd"/>
+      <w:r>
+        <w:rPr>
+          <w:rFonts w:ascii="Times New Roman" w:hAnsi="Times New Roman"/>
+          <w:sz w:val="24"/>
+          <w:szCs w:val="24"/>
+        </w:rPr>
+        <w:t>,</w:t>
+      </w:r>
+      <w:r>
+        <w:rPr>
+          <w:rFonts w:ascii="Times New Roman" w:hAnsi="Times New Roman"/>
+          <w:sz w:val="24"/>
+          <w:szCs w:val="24"/>
+        </w:rPr>
+        <w:t xml:space="preserve"> </w:t>
+      </w:r>
       <w:r>
         <w:rPr>
           <w:rFonts w:ascii="Times New Roman" w:hAnsi="Times New Roman"/>
@@ -9475,7 +9648,25 @@
           <w:sz w:val="24"/>
           <w:szCs w:val="24"/>
         </w:rPr>
-        <w:t xml:space="preserve"> наши папе на кичу сразу транслируются. Ты думаешь, я чё сюда тёлок не вожу? Мне этот </w:t>
+        <w:t xml:space="preserve"> наши папе </w:t>
+      </w:r>
+      <w:proofErr w:type="gramStart"/>
+      <w:r>
+        <w:rPr>
+          <w:rFonts w:ascii="Times New Roman" w:hAnsi="Times New Roman"/>
+          <w:sz w:val="24"/>
+          <w:szCs w:val="24"/>
+        </w:rPr>
+        <w:t>на кичу</w:t>
+      </w:r>
+      <w:proofErr w:type="gramEnd"/>
+      <w:r>
+        <w:rPr>
+          <w:rFonts w:ascii="Times New Roman" w:hAnsi="Times New Roman"/>
+          <w:sz w:val="24"/>
+          <w:szCs w:val="24"/>
+        </w:rPr>
+        <w:t xml:space="preserve"> сразу транслируются. Ты думаешь, я чё сюда тёлок не вожу? Мне этот </w:t>
       </w:r>
       <w:proofErr w:type="spellStart"/>
       <w:r>
@@ -9542,7 +9733,25 @@
           <w:sz w:val="24"/>
           <w:szCs w:val="24"/>
         </w:rPr>
-        <w:t xml:space="preserve"> Вот. Умничка. А то как на обложке «</w:t>
+        <w:t xml:space="preserve"> Вот. Умничка. А </w:t>
+      </w:r>
+      <w:proofErr w:type="gramStart"/>
+      <w:r>
+        <w:rPr>
+          <w:rFonts w:ascii="Times New Roman" w:hAnsi="Times New Roman"/>
+          <w:sz w:val="24"/>
+          <w:szCs w:val="24"/>
+        </w:rPr>
+        <w:t>то</w:t>
+      </w:r>
+      <w:proofErr w:type="gramEnd"/>
+      <w:r>
+        <w:rPr>
+          <w:rFonts w:ascii="Times New Roman" w:hAnsi="Times New Roman"/>
+          <w:sz w:val="24"/>
+          <w:szCs w:val="24"/>
+        </w:rPr>
+        <w:t xml:space="preserve"> как на обложке «</w:t>
       </w:r>
       <w:proofErr w:type="spellStart"/>
       <w:r>
@@ -12073,7 +12282,25 @@
           <w:sz w:val="24"/>
           <w:szCs w:val="24"/>
         </w:rPr>
-        <w:t xml:space="preserve"> Это про батька. Понял. Принял. Хорошая.</w:t>
+        <w:t xml:space="preserve"> Это </w:t>
+      </w:r>
+      <w:proofErr w:type="gramStart"/>
+      <w:r>
+        <w:rPr>
+          <w:rFonts w:ascii="Times New Roman" w:hAnsi="Times New Roman"/>
+          <w:sz w:val="24"/>
+          <w:szCs w:val="24"/>
+        </w:rPr>
+        <w:t>про батька</w:t>
+      </w:r>
+      <w:proofErr w:type="gramEnd"/>
+      <w:r>
+        <w:rPr>
+          <w:rFonts w:ascii="Times New Roman" w:hAnsi="Times New Roman"/>
+          <w:sz w:val="24"/>
+          <w:szCs w:val="24"/>
+        </w:rPr>
+        <w:t>. Понял. Принял. Хорошая.</w:t>
       </w:r>
     </w:p>
     <w:p>
@@ -13276,7 +13503,7 @@
       <w:rPr>
         <w:rFonts w:ascii="Calibri" w:eastAsia="Times New Roman" w:hAnsi="Calibri" w:cs="Times New Roman"/>
         <w:sz w:val="22"/>
-        <w:lang w:bidi="ar-SA"/>
+        <w:lang w:val="ru-RU" w:eastAsia="ru-RU" w:bidi="ar-SA"/>
       </w:rPr>
     </w:rPrDefault>
     <w:pPrDefault>
@@ -13666,9 +13893,6 @@
   <w:style w:type="paragraph" w:default="1" w:styleId="Normal">
     <w:name w:val="Normal"/>
     <w:qFormat/>
-    <w:rPr>
-      <w:lang w:val="ru-RU"/>
-    </w:rPr>
   </w:style>
   <w:style w:type="paragraph" w:styleId="Heading1">
     <w:name w:val="heading 1"/>
@@ -13686,12 +13910,12 @@
     <w:rPr>
       <w:b/>
       <w:color w:val="000000"/>
-      <w:lang w:eastAsia="ru-RU"/>
     </w:rPr>
   </w:style>
   <w:style w:type="character" w:default="1" w:styleId="DefaultParagraphFont">
     <w:name w:val="Default Paragraph Font"/>
     <w:uiPriority w:val="1"/>
+    <w:semiHidden/>
     <w:unhideWhenUsed/>
   </w:style>
   <w:style w:type="table" w:default="1" w:styleId="TableNormal">
@@ -13769,7 +13993,7 @@
     <w:rPr>
       <w:rFonts w:asciiTheme="minorHAnsi" w:eastAsiaTheme="minorHAnsi" w:hAnsiTheme="minorHAnsi" w:cstheme="minorBidi"/>
       <w:szCs w:val="22"/>
-      <w:lang w:val="ru-RU" w:eastAsia="en-US"/>
+      <w:lang w:eastAsia="en-US"/>
     </w:rPr>
   </w:style>
   <w:style w:type="character" w:customStyle="1" w:styleId="HeaderChar">
@@ -13796,7 +14020,7 @@
     <w:rPr>
       <w:rFonts w:asciiTheme="minorHAnsi" w:eastAsiaTheme="minorHAnsi" w:hAnsiTheme="minorHAnsi" w:cstheme="minorBidi"/>
       <w:szCs w:val="22"/>
-      <w:lang w:val="ru-RU" w:eastAsia="en-US"/>
+      <w:lang w:eastAsia="en-US"/>
     </w:rPr>
   </w:style>
   <w:style w:type="character" w:customStyle="1" w:styleId="FooterChar">
@@ -13822,7 +14046,7 @@
     <w:rPr>
       <w:rFonts w:asciiTheme="minorHAnsi" w:eastAsiaTheme="minorHAnsi" w:hAnsiTheme="minorHAnsi" w:cstheme="minorBidi"/>
       <w:szCs w:val="22"/>
-      <w:lang w:val="ru-RU" w:eastAsia="en-US"/>
+      <w:lang w:eastAsia="en-US"/>
     </w:rPr>
     <w:tblPr>
       <w:tblBorders>
